--- a/DOCUMENTO DE INCEPTION.docx
+++ b/DOCUMENTO DE INCEPTION.docx
@@ -750,7 +750,14 @@
           <w:rFonts w:ascii="Calibri" w:hAnsi="Calibri" w:cs="Calibri"/>
           <w:lang w:val="es-AR"/>
         </w:rPr>
-        <w:t xml:space="preserve"> HTML, CSS y JavaScript responsive.</w:t>
+        <w:t xml:space="preserve"> HTML, CSS y JavaScript responsive</w:t>
+      </w:r>
+      <w:r>
+        <w:rPr>
+          <w:rFonts w:ascii="Calibri" w:hAnsi="Calibri" w:cs="Calibri"/>
+          <w:lang w:val="es-AR"/>
+        </w:rPr>
+        <w:t>.</w:t>
       </w:r>
     </w:p>
     <w:p>
@@ -828,6 +835,135 @@
         <w:jc w:val="both"/>
         <w:rPr>
           <w:rFonts w:ascii="Calibri" w:hAnsi="Calibri" w:cs="Calibri"/>
+          <w:lang w:val="es-AR"/>
+        </w:rPr>
+      </w:pPr>
+      <w:r>
+        <w:rPr>
+          <w:rFonts w:ascii="Calibri" w:hAnsi="Calibri" w:cs="Calibri"/>
+          <w:lang w:val="es-AR"/>
+        </w:rPr>
+        <w:lastRenderedPageBreak/>
+        <w:t xml:space="preserve">Otras tecnologías para un poco más de profesionalidad serian manejar un </w:t>
+      </w:r>
+      <w:proofErr w:type="spellStart"/>
+      <w:r>
+        <w:rPr>
+          <w:rFonts w:ascii="Calibri" w:hAnsi="Calibri" w:cs="Calibri"/>
+          <w:lang w:val="es-AR"/>
+        </w:rPr>
+        <w:t>apifast</w:t>
+      </w:r>
+      <w:proofErr w:type="spellEnd"/>
+      <w:r>
+        <w:rPr>
+          <w:rFonts w:ascii="Calibri" w:hAnsi="Calibri" w:cs="Calibri"/>
+          <w:lang w:val="es-AR"/>
+        </w:rPr>
+        <w:t xml:space="preserve"> para</w:t>
+      </w:r>
+      <w:r>
+        <w:rPr>
+          <w:rFonts w:ascii="Calibri" w:hAnsi="Calibri" w:cs="Calibri"/>
+          <w:lang w:val="es-AR"/>
+        </w:rPr>
+        <w:t xml:space="preserve"> el lado de </w:t>
+      </w:r>
+      <w:proofErr w:type="spellStart"/>
+      <w:r>
+        <w:rPr>
+          <w:rFonts w:ascii="Calibri" w:hAnsi="Calibri" w:cs="Calibri"/>
+          <w:lang w:val="es-AR"/>
+        </w:rPr>
+        <w:t>backend</w:t>
+      </w:r>
+      <w:proofErr w:type="spellEnd"/>
+      <w:r>
+        <w:rPr>
+          <w:rFonts w:ascii="Calibri" w:hAnsi="Calibri" w:cs="Calibri"/>
+          <w:lang w:val="es-AR"/>
+        </w:rPr>
+        <w:t xml:space="preserve">, </w:t>
+      </w:r>
+      <w:proofErr w:type="spellStart"/>
+      <w:r>
+        <w:rPr>
+          <w:rFonts w:ascii="Calibri" w:hAnsi="Calibri" w:cs="Calibri"/>
+          <w:lang w:val="es-AR"/>
+        </w:rPr>
+        <w:t>Vue</w:t>
+      </w:r>
+      <w:proofErr w:type="spellEnd"/>
+      <w:r>
+        <w:rPr>
+          <w:rFonts w:ascii="Calibri" w:hAnsi="Calibri" w:cs="Calibri"/>
+          <w:lang w:val="es-AR"/>
+        </w:rPr>
+        <w:t xml:space="preserve"> y </w:t>
+      </w:r>
+      <w:proofErr w:type="spellStart"/>
+      <w:r>
+        <w:rPr>
+          <w:rFonts w:ascii="Calibri" w:hAnsi="Calibri" w:cs="Calibri"/>
+          <w:lang w:val="es-AR"/>
+        </w:rPr>
+        <w:t>React</w:t>
+      </w:r>
+      <w:proofErr w:type="spellEnd"/>
+      <w:r>
+        <w:rPr>
+          <w:rFonts w:ascii="Calibri" w:hAnsi="Calibri" w:cs="Calibri"/>
+          <w:lang w:val="es-AR"/>
+        </w:rPr>
+        <w:t xml:space="preserve"> para el lado de </w:t>
+      </w:r>
+      <w:proofErr w:type="spellStart"/>
+      <w:r>
+        <w:rPr>
+          <w:rFonts w:ascii="Calibri" w:hAnsi="Calibri" w:cs="Calibri"/>
+          <w:lang w:val="es-AR"/>
+        </w:rPr>
+        <w:t>frontend</w:t>
+      </w:r>
+      <w:proofErr w:type="spellEnd"/>
+      <w:r>
+        <w:rPr>
+          <w:rFonts w:ascii="Calibri" w:hAnsi="Calibri" w:cs="Calibri"/>
+          <w:lang w:val="es-AR"/>
+        </w:rPr>
+        <w:t xml:space="preserve">, y para la base de datos serian entre </w:t>
+      </w:r>
+      <w:proofErr w:type="spellStart"/>
+      <w:r>
+        <w:rPr>
+          <w:rFonts w:ascii="Calibri" w:hAnsi="Calibri" w:cs="Calibri"/>
+          <w:lang w:val="es-AR"/>
+        </w:rPr>
+        <w:t>sql</w:t>
+      </w:r>
+      <w:proofErr w:type="spellEnd"/>
+      <w:r>
+        <w:rPr>
+          <w:rFonts w:ascii="Calibri" w:hAnsi="Calibri" w:cs="Calibri"/>
+          <w:lang w:val="es-AR"/>
+        </w:rPr>
+        <w:t xml:space="preserve">-server o </w:t>
+      </w:r>
+      <w:proofErr w:type="spellStart"/>
+      <w:r>
+        <w:rPr>
+          <w:rFonts w:ascii="Calibri" w:hAnsi="Calibri" w:cs="Calibri"/>
+          <w:lang w:val="es-AR"/>
+        </w:rPr>
+        <w:t>postgreSQL</w:t>
+      </w:r>
+      <w:proofErr w:type="spellEnd"/>
+    </w:p>
+    <w:p>
+      <w:pPr>
+        <w:jc w:val="both"/>
+        <w:rPr>
+          <w:rFonts w:ascii="Calibri" w:hAnsi="Calibri" w:cs="Calibri"/>
           <w:b/>
           <w:bCs/>
           <w:lang w:val="es-AR"/>
@@ -840,7 +976,6 @@
           <w:bCs/>
           <w:lang w:val="es-AR"/>
         </w:rPr>
-        <w:lastRenderedPageBreak/>
         <w:t>Riesgos iniciales identificados:</w:t>
       </w:r>
     </w:p>
@@ -862,28 +997,7 @@
           <w:rFonts w:ascii="Calibri" w:hAnsi="Calibri" w:cs="Calibri"/>
           <w:lang w:val="es-AR"/>
         </w:rPr>
-        <w:t xml:space="preserve">La </w:t>
-      </w:r>
-      <w:r>
-        <w:rPr>
-          <w:rFonts w:ascii="Calibri" w:hAnsi="Calibri" w:cs="Calibri"/>
-          <w:lang w:val="es-AR"/>
-        </w:rPr>
-        <w:t>renunci</w:t>
-      </w:r>
-      <w:r>
-        <w:rPr>
-          <w:rFonts w:ascii="Calibri" w:hAnsi="Calibri" w:cs="Calibri"/>
-          <w:lang w:val="es-AR"/>
-        </w:rPr>
-        <w:t>a de</w:t>
-      </w:r>
-      <w:r>
-        <w:rPr>
-          <w:rFonts w:ascii="Calibri" w:hAnsi="Calibri" w:cs="Calibri"/>
-          <w:lang w:val="es-AR"/>
-        </w:rPr>
-        <w:t xml:space="preserve"> personal clave (probabilidad media, impacto alto)</w:t>
+        <w:t>La renuncia de personal clave (probabilidad media, impacto alto)</w:t>
       </w:r>
     </w:p>
     <w:p>
@@ -2132,6 +2246,7 @@
   <w:style w:type="character" w:default="1" w:styleId="Fuentedeprrafopredeter">
     <w:name w:val="Default Paragraph Font"/>
     <w:uiPriority w:val="1"/>
+    <w:semiHidden/>
     <w:unhideWhenUsed/>
   </w:style>
   <w:style w:type="table" w:default="1" w:styleId="Tablanormal">
